--- a/consulenza-normativa-ai/modelli/02-checklist-pratiche-vietate-e-rischio.docx
+++ b/consulenza-normativa-ai/modelli/02-checklist-pratiche-vietate-e-rischio.docx
@@ -688,6 +688,35 @@
           <w:sz w:val="26"/>
           <w:szCs w:val="26"/>
         </w:rPr>
+        <w:t xml:space="preserve">Perché compilare questa checklist (non solo burocrazia)</w:t>
+      </w:r>
+    </w:p>
+    <w:p>
+      <w:pPr>
+        <w:spacing w:after="160"/>
+      </w:pPr>
+      <w:r>
+        <w:rPr>
+          <w:sz w:val="22"/>
+          <w:szCs w:val="22"/>
+        </w:rPr>
+        <w:t xml:space="preserve">In caso di contenzioso per danni da uso di un sistema IA, l’art. 18, D.Lgs 160/2026 presume il nesso di causalità tra la violazione di un obbligo del regolamento IA e il danno, salvo prova contraria a carico dell’azienda. L’art. 17 dello stesso decreto permette al giudice di ordinare l’esibizione dei registri di funzionamento e della documentazione di gestione del rischio. Questa checklist, insieme al censimento e alla policy, è la prova della diligenza dell’azienda: conservarla con cura.</w:t>
+      </w:r>
+    </w:p>
+    <w:p>
+      <w:pPr>
+        <w:pStyle w:val="Heading2"/>
+        <w:spacing w:after="100" w:before="280"/>
+      </w:pPr>
+      <w:r>
+        <w:rPr>
+          <w:rFonts w:ascii="Georgia" w:cs="Georgia" w:eastAsia="Georgia" w:hAnsi="Georgia"/>
+          <w:b/>
+          <w:bCs/>
+          <w:color w:val="16324F"/>
+          <w:sz w:val="26"/>
+          <w:szCs w:val="26"/>
+        </w:rPr>
         <w:t xml:space="preserve">Esito complessivo</w:t>
       </w:r>
     </w:p>
